--- a/output/IS-003-04委外人員保密切結書.docx
+++ b/output/IS-003-04委外人員保密切結書.docx
@@ -22,7 +22,7 @@
         <w:ind w:firstLineChars="200" w:firstLine="400"/>
       </w:pPr>
       <w:r>
-        <w:t xml:space="preserve"> 立切結書人　　　　　　　（以下稱乙方）參與 新世紀虛擬科技股份有限公司（以下稱甲方）                 （以下稱本案），基於保密需要，乙方同意恪遵下列各項規定：</w:t>
+        <w:t xml:space="preserve"> 立切結書人　　　　　　　（以下稱乙方）參與 E2E測試科技股份有限公司（以下稱甲方）                 （以下稱本案），基於保密需要，乙方同意恪遵下列各項規定：</w:t>
       </w:r>
     </w:p>
     <w:p>
